--- a/docs/캐싱의 개념 및 중요성.docx
+++ b/docs/캐싱의 개념 및 중요성.docx
@@ -416,55 +416,37 @@
         <w:rPr>
           <w:rFonts w:hint="eastAsia"/>
         </w:rPr>
+        <w:t xml:space="preserve"> 주문조회, 결제내역</w:t>
+      </w:r>
+    </w:p>
+    <w:p>
+      <w:pPr>
+        <w:numPr>
+          <w:ilvl w:val="2"/>
+          <w:numId w:val="1"/>
+        </w:numPr>
+      </w:pPr>
+      <w:r>
+        <w:rPr>
+          <w:rFonts w:hint="eastAsia"/>
+        </w:rPr>
+        <w:t xml:space="preserve">적용 </w:t>
+      </w:r>
+      <w:proofErr w:type="gramStart"/>
+      <w:r>
+        <w:rPr>
+          <w:rFonts w:hint="eastAsia"/>
+        </w:rPr>
+        <w:t>이유 :</w:t>
+      </w:r>
+      <w:proofErr w:type="gramEnd"/>
+      <w:r>
+        <w:rPr>
+          <w:rFonts w:hint="eastAsia"/>
+        </w:rPr>
         <w:t xml:space="preserve"> </w:t>
       </w:r>
       <w:r>
-        <w:rPr>
-          <w:rFonts w:hint="eastAsia"/>
-        </w:rPr>
-        <w:t>주문조회</w:t>
-      </w:r>
-      <w:r>
-        <w:rPr>
-          <w:rFonts w:hint="eastAsia"/>
-        </w:rPr>
-        <w:t xml:space="preserve">, </w:t>
-      </w:r>
-      <w:r>
-        <w:rPr>
-          <w:rFonts w:hint="eastAsia"/>
-        </w:rPr>
-        <w:t>결제내역</w:t>
-      </w:r>
-    </w:p>
-    <w:p>
-      <w:pPr>
-        <w:numPr>
-          <w:ilvl w:val="2"/>
-          <w:numId w:val="1"/>
-        </w:numPr>
-      </w:pPr>
-      <w:r>
-        <w:rPr>
-          <w:rFonts w:hint="eastAsia"/>
-        </w:rPr>
-        <w:t xml:space="preserve">적용 </w:t>
-      </w:r>
-      <w:proofErr w:type="gramStart"/>
-      <w:r>
-        <w:rPr>
-          <w:rFonts w:hint="eastAsia"/>
-        </w:rPr>
-        <w:t>이유 :</w:t>
-      </w:r>
-      <w:proofErr w:type="gramEnd"/>
-      <w:r>
-        <w:rPr>
-          <w:rFonts w:hint="eastAsia"/>
-        </w:rPr>
-        <w:t xml:space="preserve"> </w:t>
-      </w:r>
-      <w:r>
         <w:t xml:space="preserve">주문 정보, 결제 내역은 </w:t>
       </w:r>
       <w:r>
@@ -489,9 +471,6 @@
     <w:p>
       <w:pPr>
         <w:ind w:left="2160"/>
-        <w:rPr>
-          <w:rFonts w:hint="eastAsia"/>
-        </w:rPr>
       </w:pPr>
     </w:p>
     <w:p>
@@ -581,13 +560,151 @@
         <w:rPr>
           <w:rFonts w:hint="eastAsia"/>
         </w:rPr>
+        <w:t xml:space="preserve"> 상품조회, </w:t>
+      </w:r>
+      <w:r>
+        <w:t>Top5</w:t>
+      </w:r>
+      <w:r>
+        <w:rPr>
+          <w:rFonts w:hint="eastAsia"/>
+        </w:rPr>
+        <w:t xml:space="preserve"> 상품</w:t>
+      </w:r>
+      <w:r>
+        <w:t>조회</w:t>
+      </w:r>
+    </w:p>
+    <w:p>
+      <w:pPr>
+        <w:numPr>
+          <w:ilvl w:val="2"/>
+          <w:numId w:val="1"/>
+        </w:numPr>
+      </w:pPr>
+      <w:r>
+        <w:rPr>
+          <w:rFonts w:hint="eastAsia"/>
+        </w:rPr>
+        <w:t xml:space="preserve">적용 </w:t>
+      </w:r>
+      <w:proofErr w:type="gramStart"/>
+      <w:r>
+        <w:rPr>
+          <w:rFonts w:hint="eastAsia"/>
+        </w:rPr>
+        <w:t>이유 :</w:t>
+      </w:r>
+      <w:proofErr w:type="gramEnd"/>
+      <w:r>
+        <w:rPr>
+          <w:rFonts w:hint="eastAsia"/>
+        </w:rPr>
         <w:t xml:space="preserve"> </w:t>
       </w:r>
       <w:r>
-        <w:rPr>
-          <w:rFonts w:hint="eastAsia"/>
-        </w:rPr>
-        <w:t>상품조회</w:t>
+        <w:t xml:space="preserve">자주 조회되는 데이터(상품 정보, 인기 순위)는 </w:t>
+      </w:r>
+      <w:r>
+        <w:rPr>
+          <w:b/>
+          <w:bCs/>
+        </w:rPr>
+        <w:t>캐시 적중률</w:t>
+      </w:r>
+      <w:r>
+        <w:t>을 높이는 게 중요하므로</w:t>
+      </w:r>
+    </w:p>
+    <w:p>
+      <w:pPr>
+        <w:ind w:left="2160"/>
+      </w:pPr>
+    </w:p>
+    <w:p>
+      <w:pPr>
+        <w:numPr>
+          <w:ilvl w:val="1"/>
+          <w:numId w:val="1"/>
+        </w:numPr>
+      </w:pPr>
+      <w:r>
+        <w:rPr>
+          <w:rFonts w:hint="eastAsia"/>
+          <w:b/>
+          <w:bCs/>
+        </w:rPr>
+        <w:t>Write-Through</w:t>
+      </w:r>
+    </w:p>
+    <w:p>
+      <w:pPr>
+        <w:numPr>
+          <w:ilvl w:val="2"/>
+          <w:numId w:val="1"/>
+        </w:numPr>
+      </w:pPr>
+      <w:r>
+        <w:t>Write-Through 전략은 DB에 데이터를 저장할 때 먼저 캐시에 기록된 다음 DB에 저장되는 방식이다.</w:t>
+      </w:r>
+    </w:p>
+    <w:p>
+      <w:pPr>
+        <w:numPr>
+          <w:ilvl w:val="2"/>
+          <w:numId w:val="1"/>
+        </w:numPr>
+      </w:pPr>
+      <w:proofErr w:type="gramStart"/>
+      <w:r>
+        <w:rPr>
+          <w:rFonts w:hint="eastAsia"/>
+        </w:rPr>
+        <w:t>사용사례 :</w:t>
+      </w:r>
+      <w:proofErr w:type="gramEnd"/>
+      <w:r>
+        <w:rPr>
+          <w:rFonts w:hint="eastAsia"/>
+        </w:rPr>
+        <w:t xml:space="preserve"> </w:t>
+      </w:r>
+      <w:r>
+        <w:rPr>
+          <w:rFonts w:hint="eastAsia"/>
+        </w:rPr>
+        <w:t>데이터 일관성이 중요한 경우에 사용됩니다.</w:t>
+      </w:r>
+    </w:p>
+    <w:p>
+      <w:pPr>
+        <w:numPr>
+          <w:ilvl w:val="2"/>
+          <w:numId w:val="1"/>
+        </w:numPr>
+      </w:pPr>
+      <w:proofErr w:type="gramStart"/>
+      <w:r>
+        <w:rPr>
+          <w:rFonts w:hint="eastAsia"/>
+        </w:rPr>
+        <w:t>적용 :</w:t>
+      </w:r>
+      <w:proofErr w:type="gramEnd"/>
+      <w:r>
+        <w:rPr>
+          <w:rFonts w:hint="eastAsia"/>
+        </w:rPr>
+        <w:t xml:space="preserve"> </w:t>
+      </w:r>
+      <w:r>
+        <w:rPr>
+          <w:rFonts w:hint="eastAsia"/>
+        </w:rPr>
+        <w:t>쿠폰</w:t>
+      </w:r>
+      <w:r>
+        <w:t xml:space="preserve"> 발급</w:t>
       </w:r>
       <w:r>
         <w:rPr>
@@ -596,13 +713,135 @@
         <w:t xml:space="preserve">, </w:t>
       </w:r>
       <w:r>
-        <w:t>Top5</w:t>
-      </w:r>
-      <w:r>
-        <w:rPr>
-          <w:rFonts w:hint="eastAsia"/>
-        </w:rPr>
-        <w:t xml:space="preserve"> 상품</w:t>
+        <w:t>포인트 차감</w:t>
+      </w:r>
+    </w:p>
+    <w:p>
+      <w:pPr>
+        <w:numPr>
+          <w:ilvl w:val="2"/>
+          <w:numId w:val="1"/>
+        </w:numPr>
+      </w:pPr>
+      <w:r>
+        <w:rPr>
+          <w:rFonts w:hint="eastAsia"/>
+        </w:rPr>
+        <w:t xml:space="preserve">적용 </w:t>
+      </w:r>
+      <w:proofErr w:type="gramStart"/>
+      <w:r>
+        <w:rPr>
+          <w:rFonts w:hint="eastAsia"/>
+        </w:rPr>
+        <w:t>이유 :</w:t>
+      </w:r>
+      <w:proofErr w:type="gramEnd"/>
+      <w:r>
+        <w:rPr>
+          <w:rFonts w:hint="eastAsia"/>
+        </w:rPr>
+        <w:t xml:space="preserve"> </w:t>
+      </w:r>
+      <w:r>
+        <w:t>쿠폰은 한 번 발급되면 변경되지 않고, 빠르게 조회해야 하므로 DB와 캐시에 동시 반영하는 방식이 적합합니다.</w:t>
+      </w:r>
+    </w:p>
+    <w:p>
+      <w:pPr>
+        <w:ind w:left="2160"/>
+      </w:pPr>
+    </w:p>
+    <w:p>
+      <w:pPr>
+        <w:numPr>
+          <w:ilvl w:val="1"/>
+          <w:numId w:val="1"/>
+        </w:numPr>
+      </w:pPr>
+      <w:r>
+        <w:rPr>
+          <w:rFonts w:hint="eastAsia"/>
+          <w:b/>
+          <w:bCs/>
+        </w:rPr>
+        <w:t>Write-Behind</w:t>
+      </w:r>
+    </w:p>
+    <w:p>
+      <w:pPr>
+        <w:numPr>
+          <w:ilvl w:val="2"/>
+          <w:numId w:val="1"/>
+        </w:numPr>
+      </w:pPr>
+      <w:r>
+        <w:t>쓰기 작업을 캐시에 먼저 저장했다가 특정 시점마다 DB에 저장하는 방식이다. </w:t>
+      </w:r>
+    </w:p>
+    <w:p>
+      <w:pPr>
+        <w:numPr>
+          <w:ilvl w:val="2"/>
+          <w:numId w:val="1"/>
+        </w:numPr>
+      </w:pPr>
+      <w:proofErr w:type="gramStart"/>
+      <w:r>
+        <w:rPr>
+          <w:rFonts w:hint="eastAsia"/>
+        </w:rPr>
+        <w:t>사용사례 :</w:t>
+      </w:r>
+      <w:proofErr w:type="gramEnd"/>
+      <w:r>
+        <w:rPr>
+          <w:rFonts w:hint="eastAsia"/>
+        </w:rPr>
+        <w:t xml:space="preserve"> </w:t>
+      </w:r>
+      <w:r>
+        <w:rPr>
+          <w:rFonts w:hint="eastAsia"/>
+        </w:rPr>
+        <w:t>쓰기 작업이 빈번하지만 즉각적인 일관성이 필요하지 않은 경우에 사용됩니다.</w:t>
+      </w:r>
+    </w:p>
+    <w:p>
+      <w:pPr>
+        <w:numPr>
+          <w:ilvl w:val="2"/>
+          <w:numId w:val="1"/>
+        </w:numPr>
+      </w:pPr>
+      <w:proofErr w:type="gramStart"/>
+      <w:r>
+        <w:rPr>
+          <w:rFonts w:hint="eastAsia"/>
+        </w:rPr>
+        <w:t>적용 :</w:t>
+      </w:r>
+      <w:proofErr w:type="gramEnd"/>
+      <w:r>
+        <w:rPr>
+          <w:rFonts w:hint="eastAsia"/>
+        </w:rPr>
+        <w:t xml:space="preserve"> </w:t>
+      </w:r>
+      <w:r>
+        <w:rPr>
+          <w:rFonts w:hint="eastAsia"/>
+        </w:rPr>
+        <w:t>포인트</w:t>
+      </w:r>
+      <w:r>
+        <w:t xml:space="preserve"> </w:t>
+      </w:r>
+      <w:r>
+        <w:rPr>
+          <w:rFonts w:hint="eastAsia"/>
+        </w:rPr>
+        <w:t>충전/</w:t>
       </w:r>
       <w:r>
         <w:t>조회</w:t>
@@ -633,465 +872,196 @@
         <w:rPr>
           <w:rFonts w:hint="eastAsia"/>
         </w:rPr>
+        <w:t xml:space="preserve"> 포인트 조회 작업은 빈번하지만, 일관성이 중요하지 않기 때문에 적합합니다.</w:t>
+      </w:r>
+    </w:p>
+    <w:p>
+      <w:pPr>
+        <w:ind w:left="720"/>
+      </w:pPr>
+    </w:p>
+    <w:p>
+      <w:pPr>
+        <w:ind w:left="720"/>
+      </w:pPr>
+    </w:p>
+    <w:p>
+      <w:pPr>
+        <w:pStyle w:val="a6"/>
+        <w:numPr>
+          <w:ilvl w:val="0"/>
+          <w:numId w:val="1"/>
+        </w:numPr>
+      </w:pPr>
+      <w:r>
+        <w:rPr>
+          <w:rFonts w:hint="eastAsia"/>
+          <w:b/>
+          <w:bCs/>
+        </w:rPr>
+        <w:t xml:space="preserve">캐시 </w:t>
+      </w:r>
+      <w:proofErr w:type="spellStart"/>
+      <w:r>
+        <w:rPr>
+          <w:rFonts w:hint="eastAsia"/>
+          <w:b/>
+          <w:bCs/>
+        </w:rPr>
+        <w:t>스탬피드</w:t>
+      </w:r>
+      <w:proofErr w:type="spellEnd"/>
+      <w:r>
+        <w:rPr>
+          <w:rFonts w:hint="eastAsia"/>
+          <w:b/>
+          <w:bCs/>
+        </w:rPr>
+        <w:t xml:space="preserve"> 현상</w:t>
+      </w:r>
+    </w:p>
+    <w:p>
+      <w:pPr>
+        <w:pStyle w:val="a6"/>
+      </w:pPr>
+    </w:p>
+    <w:p>
+      <w:pPr>
+        <w:pStyle w:val="a6"/>
+        <w:numPr>
+          <w:ilvl w:val="1"/>
+          <w:numId w:val="1"/>
+        </w:numPr>
+      </w:pPr>
+      <w:r>
+        <w:rPr>
+          <w:rFonts w:hint="eastAsia"/>
+          <w:b/>
+          <w:bCs/>
+        </w:rPr>
+        <w:t xml:space="preserve">캐시 </w:t>
+      </w:r>
+      <w:proofErr w:type="spellStart"/>
+      <w:r>
+        <w:rPr>
+          <w:rFonts w:hint="eastAsia"/>
+          <w:b/>
+          <w:bCs/>
+        </w:rPr>
+        <w:t>스탬피트란</w:t>
+      </w:r>
+      <w:proofErr w:type="spellEnd"/>
+      <w:r>
+        <w:rPr>
+          <w:rFonts w:hint="eastAsia"/>
+          <w:b/>
+          <w:bCs/>
+        </w:rPr>
+        <w:t>?</w:t>
+      </w:r>
+    </w:p>
+    <w:p>
+      <w:pPr>
+        <w:pStyle w:val="a6"/>
+        <w:numPr>
+          <w:ilvl w:val="2"/>
+          <w:numId w:val="1"/>
+        </w:numPr>
+      </w:pPr>
+      <w:r>
+        <w:t>캐시가 만료되었을 때, 동시에 여러 개의 요청이 한꺼번에 DB나 원본 서버로 몰리는 현상.</w:t>
+      </w:r>
+    </w:p>
+    <w:p>
+      <w:pPr>
+        <w:pStyle w:val="a6"/>
+        <w:numPr>
+          <w:ilvl w:val="2"/>
+          <w:numId w:val="1"/>
+        </w:numPr>
+      </w:pPr>
+      <w:r>
+        <w:rPr>
+          <w:rFonts w:hint="eastAsia"/>
+        </w:rPr>
+        <w:t>여러 클라이언트가 캐시 히트를 하지 못해 캐시 항목을 재계산하려고 할 때 발생하는 현상이다.</w:t>
+      </w:r>
+    </w:p>
+    <w:p>
+      <w:pPr>
+        <w:pStyle w:val="a6"/>
+      </w:pPr>
+    </w:p>
+    <w:p>
+      <w:pPr>
+        <w:pStyle w:val="a6"/>
+        <w:numPr>
+          <w:ilvl w:val="1"/>
+          <w:numId w:val="1"/>
+        </w:numPr>
+      </w:pPr>
+      <w:r>
+        <w:rPr>
+          <w:rFonts w:hint="eastAsia"/>
+        </w:rPr>
+        <w:t>발생 원인</w:t>
+      </w:r>
+      <w:r>
+        <w:rPr>
+          <w:rFonts w:hint="eastAsia"/>
+        </w:rPr>
         <w:t xml:space="preserve"> </w:t>
       </w:r>
-      <w:r>
-        <w:t xml:space="preserve">자주 조회되는 데이터(상품 정보, 인기 순위)는 </w:t>
-      </w:r>
-      <w:r>
-        <w:rPr>
-          <w:b/>
-          <w:bCs/>
-        </w:rPr>
-        <w:t>캐시 적중률</w:t>
-      </w:r>
-      <w:r>
-        <w:t>을 높이는 게 중요하므로</w:t>
-      </w:r>
-    </w:p>
-    <w:p>
-      <w:pPr>
-        <w:ind w:left="2160"/>
-        <w:rPr>
-          <w:rFonts w:hint="eastAsia"/>
-        </w:rPr>
-      </w:pPr>
-    </w:p>
-    <w:p>
-      <w:pPr>
-        <w:numPr>
-          <w:ilvl w:val="1"/>
-          <w:numId w:val="1"/>
-        </w:numPr>
-      </w:pPr>
-      <w:r>
-        <w:rPr>
-          <w:rFonts w:hint="eastAsia"/>
-          <w:b/>
-          <w:bCs/>
-        </w:rPr>
-        <w:t>Write-Through</w:t>
-      </w:r>
-    </w:p>
-    <w:p>
-      <w:pPr>
-        <w:numPr>
-          <w:ilvl w:val="2"/>
-          <w:numId w:val="1"/>
-        </w:numPr>
-      </w:pPr>
-      <w:r>
-        <w:t>Write-Through 전략은 DB에 데이터를 저장할 때 먼저 캐시에 기록된 다음 DB에 저장되는 방식이다.</w:t>
-      </w:r>
-    </w:p>
-    <w:p>
-      <w:pPr>
-        <w:numPr>
-          <w:ilvl w:val="2"/>
-          <w:numId w:val="1"/>
-        </w:numPr>
-      </w:pPr>
-      <w:proofErr w:type="gramStart"/>
-      <w:r>
-        <w:rPr>
-          <w:rFonts w:hint="eastAsia"/>
-        </w:rPr>
-        <w:t>사용사례 :</w:t>
-      </w:r>
-      <w:proofErr w:type="gramEnd"/>
-      <w:r>
-        <w:rPr>
-          <w:rFonts w:hint="eastAsia"/>
-        </w:rPr>
-        <w:t xml:space="preserve"> </w:t>
-      </w:r>
-      <w:r>
-        <w:rPr>
-          <w:rFonts w:hint="eastAsia"/>
-        </w:rPr>
-        <w:t>데이터 일관성이 중요한 경우에 사용됩니다.</w:t>
-      </w:r>
-    </w:p>
-    <w:p>
-      <w:pPr>
-        <w:numPr>
-          <w:ilvl w:val="2"/>
-          <w:numId w:val="1"/>
-        </w:numPr>
-      </w:pPr>
-      <w:proofErr w:type="gramStart"/>
-      <w:r>
-        <w:rPr>
-          <w:rFonts w:hint="eastAsia"/>
-        </w:rPr>
-        <w:t>적용 :</w:t>
-      </w:r>
-      <w:proofErr w:type="gramEnd"/>
-      <w:r>
-        <w:rPr>
-          <w:rFonts w:hint="eastAsia"/>
-        </w:rPr>
-        <w:t xml:space="preserve"> </w:t>
-      </w:r>
-      <w:r>
-        <w:rPr>
-          <w:rFonts w:hint="eastAsia"/>
-        </w:rPr>
-        <w:t>쿠폰</w:t>
-      </w:r>
-      <w:r>
-        <w:t xml:space="preserve"> 발급</w:t>
-      </w:r>
-      <w:r>
-        <w:rPr>
-          <w:rFonts w:hint="eastAsia"/>
-        </w:rPr>
-        <w:t xml:space="preserve">, </w:t>
-      </w:r>
-      <w:r>
-        <w:t>포인트 차감</w:t>
-      </w:r>
-    </w:p>
-    <w:p>
-      <w:pPr>
-        <w:numPr>
-          <w:ilvl w:val="2"/>
-          <w:numId w:val="1"/>
-        </w:numPr>
-      </w:pPr>
-      <w:r>
-        <w:rPr>
-          <w:rFonts w:hint="eastAsia"/>
-        </w:rPr>
-        <w:t xml:space="preserve">적용 </w:t>
-      </w:r>
-      <w:proofErr w:type="gramStart"/>
-      <w:r>
-        <w:rPr>
-          <w:rFonts w:hint="eastAsia"/>
-        </w:rPr>
-        <w:t>이유 :</w:t>
-      </w:r>
-      <w:proofErr w:type="gramEnd"/>
-      <w:r>
-        <w:rPr>
-          <w:rFonts w:hint="eastAsia"/>
-        </w:rPr>
-        <w:t xml:space="preserve"> </w:t>
-      </w:r>
-      <w:r>
-        <w:t>쿠폰은 한 번 발급되면 변경되지 않고, 빠르게 조회해야 하므로 DB와 캐시에 동시 반영하는 방식이 적합합니다.</w:t>
-      </w:r>
-    </w:p>
-    <w:p>
-      <w:pPr>
-        <w:ind w:left="2160"/>
-        <w:rPr>
-          <w:rFonts w:hint="eastAsia"/>
-        </w:rPr>
-      </w:pPr>
-    </w:p>
-    <w:p>
-      <w:pPr>
-        <w:numPr>
-          <w:ilvl w:val="1"/>
-          <w:numId w:val="1"/>
-        </w:numPr>
-      </w:pPr>
-      <w:r>
-        <w:rPr>
-          <w:rFonts w:hint="eastAsia"/>
-          <w:b/>
-          <w:bCs/>
-        </w:rPr>
-        <w:t>Write-Behind</w:t>
-      </w:r>
-    </w:p>
-    <w:p>
-      <w:pPr>
-        <w:numPr>
-          <w:ilvl w:val="2"/>
-          <w:numId w:val="1"/>
-        </w:numPr>
-      </w:pPr>
-      <w:r>
-        <w:t>쓰기 작업을 캐시에 먼저 저장했다가 특정 시점마다 DB에 저장하는 방식이다. </w:t>
-      </w:r>
-    </w:p>
-    <w:p>
-      <w:pPr>
-        <w:numPr>
-          <w:ilvl w:val="2"/>
-          <w:numId w:val="1"/>
-        </w:numPr>
-      </w:pPr>
-      <w:proofErr w:type="gramStart"/>
-      <w:r>
-        <w:rPr>
-          <w:rFonts w:hint="eastAsia"/>
-        </w:rPr>
-        <w:t>사용사례 :</w:t>
-      </w:r>
-      <w:proofErr w:type="gramEnd"/>
-      <w:r>
-        <w:rPr>
-          <w:rFonts w:hint="eastAsia"/>
-        </w:rPr>
-        <w:t xml:space="preserve"> </w:t>
-      </w:r>
-      <w:r>
-        <w:rPr>
-          <w:rFonts w:hint="eastAsia"/>
-        </w:rPr>
-        <w:t>쓰기 작업이 빈번하지만 즉각적인 일관성이 필요하지 않은 경우에 사용됩니다.</w:t>
-      </w:r>
-    </w:p>
-    <w:p>
-      <w:pPr>
-        <w:numPr>
-          <w:ilvl w:val="2"/>
-          <w:numId w:val="1"/>
-        </w:numPr>
-      </w:pPr>
-      <w:proofErr w:type="gramStart"/>
-      <w:r>
-        <w:rPr>
-          <w:rFonts w:hint="eastAsia"/>
-        </w:rPr>
-        <w:t>적용 :</w:t>
-      </w:r>
-      <w:proofErr w:type="gramEnd"/>
-      <w:r>
-        <w:rPr>
-          <w:rFonts w:hint="eastAsia"/>
-        </w:rPr>
-        <w:t xml:space="preserve"> </w:t>
-      </w:r>
-      <w:r>
-        <w:rPr>
-          <w:rFonts w:hint="eastAsia"/>
-        </w:rPr>
-        <w:t>포인트</w:t>
-      </w:r>
-      <w:r>
-        <w:t xml:space="preserve"> </w:t>
-      </w:r>
-      <w:r>
-        <w:rPr>
-          <w:rFonts w:hint="eastAsia"/>
-        </w:rPr>
-        <w:t>충전/</w:t>
-      </w:r>
-      <w:r>
-        <w:t>조회</w:t>
-      </w:r>
-    </w:p>
-    <w:p>
-      <w:pPr>
-        <w:numPr>
-          <w:ilvl w:val="2"/>
-          <w:numId w:val="1"/>
-        </w:numPr>
-        <w:rPr>
-          <w:rFonts w:hint="eastAsia"/>
-        </w:rPr>
-      </w:pPr>
-      <w:r>
-        <w:rPr>
-          <w:rFonts w:hint="eastAsia"/>
-        </w:rPr>
-        <w:t xml:space="preserve">적용 </w:t>
-      </w:r>
-      <w:proofErr w:type="gramStart"/>
-      <w:r>
-        <w:rPr>
-          <w:rFonts w:hint="eastAsia"/>
-        </w:rPr>
-        <w:t>이유 :</w:t>
-      </w:r>
-      <w:proofErr w:type="gramEnd"/>
-      <w:r>
-        <w:rPr>
-          <w:rFonts w:hint="eastAsia"/>
-        </w:rPr>
-        <w:t xml:space="preserve"> 포인트 조회 작업은 빈번하지만, 일관성이 중요하지 않기 때문에 적합합니다.</w:t>
-      </w:r>
-    </w:p>
-    <w:p>
-      <w:pPr>
-        <w:ind w:left="720"/>
-      </w:pPr>
-    </w:p>
-    <w:p>
-      <w:pPr>
-        <w:ind w:left="720"/>
-        <w:rPr>
-          <w:rFonts w:hint="eastAsia"/>
-        </w:rPr>
-      </w:pPr>
     </w:p>
     <w:p>
       <w:pPr>
         <w:pStyle w:val="a6"/>
         <w:numPr>
-          <w:ilvl w:val="0"/>
-          <w:numId w:val="1"/>
-        </w:numPr>
-      </w:pPr>
-      <w:r>
-        <w:rPr>
-          <w:rFonts w:hint="eastAsia"/>
-          <w:b/>
-          <w:bCs/>
-        </w:rPr>
-        <w:t xml:space="preserve">캐시 </w:t>
-      </w:r>
-      <w:proofErr w:type="spellStart"/>
-      <w:r>
-        <w:rPr>
-          <w:rFonts w:hint="eastAsia"/>
-          <w:b/>
-          <w:bCs/>
-        </w:rPr>
-        <w:t>스탬피드</w:t>
-      </w:r>
-      <w:proofErr w:type="spellEnd"/>
-      <w:r>
-        <w:rPr>
-          <w:rFonts w:hint="eastAsia"/>
-          <w:b/>
-          <w:bCs/>
-        </w:rPr>
-        <w:t xml:space="preserve"> 현상</w:t>
+          <w:ilvl w:val="2"/>
+          <w:numId w:val="1"/>
+        </w:numPr>
+      </w:pPr>
+      <w:r>
+        <w:rPr>
+          <w:rFonts w:hint="eastAsia"/>
+        </w:rPr>
+        <w:t>애플리케이션이</w:t>
+      </w:r>
+      <w:r>
+        <w:t xml:space="preserve"> look-aside 방식을 사용하여 키를 관리</w:t>
       </w:r>
     </w:p>
     <w:p>
       <w:pPr>
         <w:pStyle w:val="a6"/>
-        <w:rPr>
-          <w:rFonts w:hint="eastAsia"/>
-        </w:rPr>
-      </w:pPr>
+        <w:numPr>
+          <w:ilvl w:val="2"/>
+          <w:numId w:val="1"/>
+        </w:numPr>
+      </w:pPr>
+      <w:r>
+        <w:rPr>
+          <w:rFonts w:hint="eastAsia"/>
+        </w:rPr>
+        <w:t xml:space="preserve">한참 트래픽 높은 시간에 캐시가 만료 </w:t>
+      </w:r>
     </w:p>
     <w:p>
       <w:pPr>
         <w:pStyle w:val="a6"/>
         <w:numPr>
-          <w:ilvl w:val="1"/>
-          <w:numId w:val="1"/>
-        </w:numPr>
-      </w:pPr>
-      <w:r>
-        <w:rPr>
-          <w:rFonts w:hint="eastAsia"/>
-          <w:b/>
-          <w:bCs/>
-        </w:rPr>
-        <w:t xml:space="preserve">캐시 </w:t>
-      </w:r>
-      <w:proofErr w:type="spellStart"/>
-      <w:r>
-        <w:rPr>
-          <w:rFonts w:hint="eastAsia"/>
-          <w:b/>
-          <w:bCs/>
-        </w:rPr>
-        <w:t>스탬피트란</w:t>
-      </w:r>
-      <w:proofErr w:type="spellEnd"/>
-      <w:r>
-        <w:rPr>
-          <w:rFonts w:hint="eastAsia"/>
-          <w:b/>
-          <w:bCs/>
-        </w:rPr>
-        <w:t>?</w:t>
-      </w:r>
-    </w:p>
-    <w:p>
-      <w:pPr>
-        <w:pStyle w:val="a6"/>
-        <w:numPr>
-          <w:ilvl w:val="2"/>
-          <w:numId w:val="1"/>
-        </w:numPr>
-      </w:pPr>
-      <w:r>
-        <w:rPr>
-          <w:rFonts w:hint="eastAsia"/>
-        </w:rPr>
-        <w:t>여러 클라이언트가 캐시 히트를 하지 못해 캐시 항목을 재계산하려고 할 때 발생하는 현상이다.</w:t>
-      </w:r>
-    </w:p>
-    <w:p>
-      <w:pPr>
-        <w:pStyle w:val="a6"/>
-        <w:rPr>
-          <w:rFonts w:hint="eastAsia"/>
-        </w:rPr>
-      </w:pPr>
-    </w:p>
-    <w:p>
-      <w:pPr>
-        <w:pStyle w:val="a6"/>
-        <w:numPr>
-          <w:ilvl w:val="1"/>
-          <w:numId w:val="1"/>
-        </w:numPr>
-      </w:pPr>
-      <w:r>
-        <w:rPr>
-          <w:rFonts w:hint="eastAsia"/>
-        </w:rPr>
-        <w:t>발생 원인</w:t>
-      </w:r>
-      <w:r>
-        <w:rPr>
-          <w:rFonts w:hint="eastAsia"/>
-        </w:rPr>
-        <w:t xml:space="preserve"> </w:t>
-      </w:r>
-    </w:p>
-    <w:p>
-      <w:pPr>
-        <w:pStyle w:val="a6"/>
-        <w:numPr>
-          <w:ilvl w:val="2"/>
-          <w:numId w:val="1"/>
-        </w:numPr>
-      </w:pPr>
-      <w:r>
-        <w:rPr>
-          <w:rFonts w:hint="eastAsia"/>
-        </w:rPr>
-        <w:t>애플리케이션이</w:t>
-      </w:r>
-      <w:r>
-        <w:t xml:space="preserve"> look-aside 방식을 사용하여 키를 관리</w:t>
-      </w:r>
-    </w:p>
-    <w:p>
-      <w:pPr>
-        <w:pStyle w:val="a6"/>
-        <w:numPr>
-          <w:ilvl w:val="2"/>
-          <w:numId w:val="1"/>
-        </w:numPr>
-      </w:pPr>
-      <w:r>
-        <w:rPr>
-          <w:rFonts w:hint="eastAsia"/>
-        </w:rPr>
-        <w:t xml:space="preserve">한참 트래픽 높은 시간에 캐시가 만료 </w:t>
+          <w:ilvl w:val="2"/>
+          <w:numId w:val="1"/>
+        </w:numPr>
+      </w:pPr>
+      <w:r>
+        <w:t>캐시 만료 시 동시 요청</w:t>
       </w:r>
     </w:p>
     <w:p>
       <w:pPr>
         <w:pStyle w:val="a6"/>
         <w:ind w:left="2880"/>
-        <w:rPr>
-          <w:rFonts w:hint="eastAsia"/>
-        </w:rPr>
       </w:pPr>
     </w:p>
     <w:p>
@@ -1128,6 +1098,50 @@
       <w:pPr>
         <w:pStyle w:val="a6"/>
         <w:numPr>
+          <w:ilvl w:val="3"/>
+          <w:numId w:val="1"/>
+        </w:numPr>
+      </w:pPr>
+      <w:r>
+        <w:rPr>
+          <w:rFonts w:hint="eastAsia"/>
+        </w:rPr>
+        <w:t xml:space="preserve">만료 시간을 너무 짧게 </w:t>
+      </w:r>
+      <w:proofErr w:type="gramStart"/>
+      <w:r>
+        <w:rPr>
+          <w:rFonts w:hint="eastAsia"/>
+        </w:rPr>
+        <w:t>설정 하지</w:t>
+      </w:r>
+      <w:proofErr w:type="gramEnd"/>
+      <w:r>
+        <w:rPr>
+          <w:rFonts w:hint="eastAsia"/>
+        </w:rPr>
+        <w:t xml:space="preserve"> 않는다.</w:t>
+      </w:r>
+    </w:p>
+    <w:p>
+      <w:pPr>
+        <w:pStyle w:val="a6"/>
+        <w:numPr>
+          <w:ilvl w:val="3"/>
+          <w:numId w:val="1"/>
+        </w:numPr>
+      </w:pPr>
+      <w:r>
+        <w:rPr>
+          <w:rFonts w:hint="eastAsia"/>
+        </w:rPr>
+        <w:t>데이터 특성에 맞춰 설정</w:t>
+      </w:r>
+    </w:p>
+    <w:p>
+      <w:pPr>
+        <w:pStyle w:val="a6"/>
+        <w:numPr>
           <w:ilvl w:val="2"/>
           <w:numId w:val="1"/>
         </w:numPr>
@@ -1143,6 +1157,21 @@
       <w:pPr>
         <w:pStyle w:val="a6"/>
         <w:numPr>
+          <w:ilvl w:val="3"/>
+          <w:numId w:val="1"/>
+        </w:numPr>
+      </w:pPr>
+      <w:r>
+        <w:rPr>
+          <w:rFonts w:hint="eastAsia"/>
+        </w:rPr>
+        <w:t>키가 만료되기전에 갱신한다.</w:t>
+      </w:r>
+    </w:p>
+    <w:p>
+      <w:pPr>
+        <w:pStyle w:val="a6"/>
+        <w:numPr>
           <w:ilvl w:val="2"/>
           <w:numId w:val="1"/>
         </w:numPr>
@@ -1158,18 +1187,89 @@
       <w:pPr>
         <w:pStyle w:val="a6"/>
         <w:numPr>
-          <w:ilvl w:val="2"/>
-          <w:numId w:val="1"/>
-        </w:numPr>
-        <w:rPr>
-          <w:rFonts w:hint="eastAsia"/>
-        </w:rPr>
+          <w:ilvl w:val="3"/>
+          <w:numId w:val="1"/>
+        </w:numPr>
+      </w:pPr>
+      <w:r>
+        <w:rPr>
+          <w:rFonts w:hint="eastAsia"/>
+        </w:rPr>
+        <w:t>만료 시간이 가까워질수록 확률적으로 DB에 접근해 데이터를 갱신한다.</w:t>
+      </w:r>
+    </w:p>
+    <w:p>
+      <w:pPr>
+        <w:pStyle w:val="a6"/>
+        <w:numPr>
+          <w:ilvl w:val="3"/>
+          <w:numId w:val="1"/>
+        </w:numPr>
+      </w:pPr>
+      <w:r>
+        <w:rPr>
+          <w:rFonts w:hint="eastAsia"/>
+        </w:rPr>
+        <w:t>캐시 만료 시간을 분산해 여러 클라이언트가 동시에 캐시를 갱신하지 않는다.</w:t>
+      </w:r>
+    </w:p>
+    <w:p>
+      <w:pPr>
+        <w:pStyle w:val="a6"/>
+        <w:numPr>
+          <w:ilvl w:val="2"/>
+          <w:numId w:val="1"/>
+        </w:numPr>
       </w:pPr>
       <w:r>
         <w:rPr>
           <w:rFonts w:hint="eastAsia"/>
         </w:rPr>
         <w:t xml:space="preserve">PER 알고리즘 사용 </w:t>
+      </w:r>
+    </w:p>
+    <w:p>
+      <w:pPr>
+        <w:pStyle w:val="a6"/>
+        <w:numPr>
+          <w:ilvl w:val="3"/>
+          <w:numId w:val="1"/>
+        </w:numPr>
+      </w:pPr>
+      <w:r>
+        <w:rPr>
+          <w:rFonts w:hint="eastAsia"/>
+        </w:rPr>
+        <w:t>캐시 만료되기 전에 일정확률로 캐시를 갱신한다.</w:t>
+      </w:r>
+    </w:p>
+    <w:p>
+      <w:pPr>
+        <w:pStyle w:val="a6"/>
+        <w:numPr>
+          <w:ilvl w:val="3"/>
+          <w:numId w:val="1"/>
+        </w:numPr>
+      </w:pPr>
+      <w:r>
+        <w:rPr>
+          <w:rFonts w:hint="eastAsia"/>
+        </w:rPr>
+        <w:t xml:space="preserve">캐시가 만료되기 전에 미리 갱신하여, 캐시 만료 시점에 부하가 집중되는 것을 방지하는 </w:t>
+      </w:r>
+      <w:proofErr w:type="spellStart"/>
+      <w:r>
+        <w:rPr>
+          <w:rFonts w:hint="eastAsia"/>
+        </w:rPr>
+        <w:t>장점이있다</w:t>
+      </w:r>
+      <w:proofErr w:type="spellEnd"/>
+      <w:r>
+        <w:rPr>
+          <w:rFonts w:hint="eastAsia"/>
+        </w:rPr>
+        <w:t>.</w:t>
       </w:r>
     </w:p>
     <w:sectPr>
